--- a/docs/计划修订_20260714/revised-docx/03-执行引擎与Redis调度计划-V1.2-可实施正式版.docx
+++ b/docs/计划修订_20260714/revised-docx/03-执行引擎与Redis调度计划-V1.2-可实施正式版.docx
@@ -8,6 +8,14 @@
       </w:pPr>
       <w:r>
         <w:t>03 执行引擎与 Redis 调度 AI 实现规格</w:t>
+      </w:r>
+    </w:p>
+    <w:p>
+      <w:pPr>
+        <w:pStyle w:val="Normal"/>
+      </w:pPr>
+      <w:r>
+        <w:t>修订提示：本文新增第 22 章模型调用 Gateway 兼容封口；执行引擎保持 Provider 无关。</w:t>
       </w:r>
     </w:p>
     <w:p>
@@ -3183,15 +3191,15 @@
         <w:pStyle w:val="Normal"/>
       </w:pPr>
       <w:r>
-        <w:t>• 当前 HttpAgentConnectorInvoker 保持原状；模块 03 不增加旧 success/output/summary 兼容分支。</w:t>
-      </w:r>
-    </w:p>
-    <w:p>
-      <w:pPr>
-        <w:pStyle w:val="Normal"/>
-      </w:pPr>
-      <w:r>
-        <w:t>• 模块 04 HTTP Gateway 必须把 invocationId 原样作为外部 requestId，不得重新生成 UUID。</w:t>
+        <w:t>• HttpAgentConnectorInvoker 与正式 Gateway 由模块 01/04 接入统一 Connector 调用服务；模块 03 不增加 Provider 分支。</w:t>
+      </w:r>
+    </w:p>
+    <w:p>
+      <w:pPr>
+        <w:pStyle w:val="Normal"/>
+      </w:pPr>
+      <w:r>
+        <w:t>• 模块 04 统一 Connector Gateway 必须把 invocationId 原样作为 Custom 或模型调用 requestId，不得重新生成 UUID。</w:t>
       </w:r>
     </w:p>
     <w:p>
@@ -5850,6 +5858,113 @@
         </w:tc>
       </w:tr>
     </w:tbl>
+    <w:p>
+      <w:pPr>
+        <w:pStyle w:val="Heading1"/>
+      </w:pPr>
+      <w:pPr>
+        <w:pStyle w:val="Heading1"/>
+      </w:pPr>
+      <w:r>
+        <w:t>22. 模型调用 Gateway 兼容封口</w:t>
+      </w:r>
+    </w:p>
+    <w:p>
+      <w:pPr>
+        <w:pStyle w:val="Normal"/>
+      </w:pPr>
+      <w:pPr/>
+      <w:r>
+        <w:t>本章补充 AgentExecutionGateway 1.1 的实现边界。执行引擎继续只依赖 AgentExecutionGateway 和 AgentResultContract，不感知具体模型厂商。</w:t>
+      </w:r>
+    </w:p>
+    <w:p>
+      <w:pPr>
+        <w:pStyle w:val="Heading2"/>
+      </w:pPr>
+      <w:pPr>
+        <w:pStyle w:val="Heading2"/>
+      </w:pPr>
+      <w:r>
+        <w:t>22.1 请求和幂等</w:t>
+      </w:r>
+    </w:p>
+    <w:p>
+      <w:pPr>
+        <w:pStyle w:val="Normal"/>
+      </w:pPr>
+      <w:pPr/>
+      <w:r>
+        <w:t>• invocationId 继续固定为 runId:nodeId:attemptNo:resumeGeneration，并原样作为统一模型调用的 requestId；Gateway 不生成 UUID。</w:t>
+      </w:r>
+    </w:p>
+    <w:p>
+      <w:pPr>
+        <w:pStyle w:val="Normal"/>
+      </w:pPr>
+      <w:pPr/>
+      <w:r>
+        <w:t>• AgentExecutionRequest 的 input、resumeInput、artifactInputs 和无密钥 AgentSnapshot 原样进入统一调用层，状态机、重试次数、lease 和 Redis 消息不变。</w:t>
+      </w:r>
+    </w:p>
+    <w:p>
+      <w:pPr>
+        <w:pStyle w:val="Heading2"/>
+      </w:pPr>
+      <w:pPr>
+        <w:pStyle w:val="Heading2"/>
+      </w:pPr>
+      <w:r>
+        <w:t>22.2 结果和错误</w:t>
+      </w:r>
+    </w:p>
+    <w:p>
+      <w:pPr>
+        <w:pStyle w:val="Normal"/>
+      </w:pPr>
+      <w:pPr/>
+      <w:r>
+        <w:t>• 模型 TEXT 或 RESULT_1_1 均在 Gateway 边界转换为 AgentResultContract 后交给现有 AgentResultValidator 和节点处理逻辑。</w:t>
+      </w:r>
+    </w:p>
+    <w:p>
+      <w:pPr>
+        <w:pStyle w:val="Normal"/>
+      </w:pPr>
+      <w:pPr/>
+      <w:r>
+        <w:t>• HTTP 408/429/5xx、连接和超时维持可重试；非法 Provider 响应、空文本、非法 Result 1.1 和大小超限不可重试。</w:t>
+      </w:r>
+    </w:p>
+    <w:p>
+      <w:pPr>
+        <w:pStyle w:val="Heading2"/>
+      </w:pPr>
+      <w:pPr>
+        <w:pStyle w:val="Heading2"/>
+      </w:pPr>
+      <w:r>
+        <w:t>22.3 回归边界</w:t>
+      </w:r>
+    </w:p>
+    <w:p>
+      <w:pPr>
+        <w:pStyle w:val="Normal"/>
+      </w:pPr>
+      <w:pPr/>
+      <w:r>
+        <w:t>• MySQL 权威状态、Redis 5 XREADGROUP/XPENDING/XCLAIM/XACK、Outbox、取消、介入恢复和 Artifact 持久化顺序均不修改。</w:t>
+      </w:r>
+    </w:p>
+    <w:p>
+      <w:pPr>
+        <w:pStyle w:val="Normal"/>
+      </w:pPr>
+      <w:pPr/>
+      <w:r>
+        <w:t>• 新增稳定 invocationId、TEXT 成功、RESULT_1_1 三状态、模型失败重试和旧 Custom 1.1 回归测试。</w:t>
+      </w:r>
+    </w:p>
     <w:p>
       <w:pPr>
         <w:pStyle w:val="Heading1"/>
